--- a/ch10_answers.docx
+++ b/ch10_answers.docx
@@ -4,7 +4,8 @@
   <w:body>
     <w:p>
       <w:pPr>
-        <w:spacing w:after="400"/>
+        <w:spacing w:after="80"/>
+        <w:jc w:val="center"/>
       </w:pPr>
       <w:r>
         <w:rPr>
@@ -14,177 +15,524 @@
           <w:sz w:val="36"/>
           <w:szCs w:val="36"/>
         </w:rPr>
-        <w:t xml:space="preserve">第 10 章 FET 數位電路 — 習題解答</w:t>
-      </w:r>
-    </w:p>
-    <w:p>
-      <w:pPr>
-        <w:spacing w:after="200"/>
-      </w:pPr>
-      <w:r>
-        <w:rPr>
-          <w:b/>
-          <w:bCs/>
-        </w:rPr>
-        <w:t xml:space="preserve">1. </w:t>
-      </w:r>
-      <w:r>
+        <w:t xml:space="preserve">第 10 章  FET 數位電路</w:t>
+      </w:r>
+    </w:p>
+    <w:p>
+      <w:pPr>
+        <w:spacing w:after="200"/>
+        <w:jc w:val="center"/>
+      </w:pPr>
+      <w:r>
+        <w:rPr>
+          <w:rFonts w:ascii="Microsoft JhengHei" w:cs="Microsoft JhengHei" w:eastAsia="Microsoft JhengHei" w:hAnsi="Microsoft JhengHei"/>
+          <w:color w:val="888888"/>
+          <w:sz w:val="22"/>
+          <w:szCs w:val="22"/>
+        </w:rPr>
+        <w:t xml:space="preserve">習題解答</w:t>
+      </w:r>
+    </w:p>
+    <w:p>
+      <w:pPr>
+        <w:pBdr>
+          <w:bottom w:val="single" w:color="185CA0" w:sz="4" w:space="8"/>
+        </w:pBdr>
+        <w:spacing w:after="360"/>
+      </w:pPr>
+    </w:p>
+    <w:p>
+      <w:pPr>
+        <w:pBdr>
+          <w:bottom w:val="single" w:color="E0E0E0" w:sz="1" w:space="4"/>
+        </w:pBdr>
+        <w:spacing w:after="100" w:before="280"/>
+      </w:pPr>
+      <w:r>
+        <w:rPr>
+          <w:rFonts w:ascii="Microsoft JhengHei" w:cs="Microsoft JhengHei" w:eastAsia="Microsoft JhengHei" w:hAnsi="Microsoft JhengHei"/>
+          <w:b/>
+          <w:bCs/>
+          <w:color w:val="185CA0"/>
+          <w:sz w:val="24"/>
+          <w:szCs w:val="24"/>
+        </w:rPr>
+        <w:t xml:space="preserve">習題 1</w:t>
+      </w:r>
+    </w:p>
+    <w:p>
+      <w:pPr>
+        <w:spacing w:after="200"/>
+        <w:ind w:left="480"/>
+      </w:pPr>
+      <w:r>
+        <w:rPr>
+          <w:rFonts w:ascii="Microsoft JhengHei" w:cs="Microsoft JhengHei" w:eastAsia="Microsoft JhengHei" w:hAnsi="Microsoft JhengHei"/>
+          <w:sz w:val="22"/>
+          <w:szCs w:val="22"/>
+        </w:rPr>
         <w:t xml:space="preserve">VOH：輸出正常高電位電壓；VOL：輸出正常低電位電壓；VIL：可容許之最大低電位輸入電壓；VIH：可容許之最小高電位輸入電壓。</w:t>
       </w:r>
     </w:p>
     <w:p>
       <w:pPr>
-        <w:spacing w:after="200"/>
-      </w:pPr>
-      <w:r>
-        <w:rPr>
-          <w:b/>
-          <w:bCs/>
-        </w:rPr>
-        <w:t xml:space="preserve">2. </w:t>
-      </w:r>
-      <w:r>
+        <w:pBdr>
+          <w:bottom w:val="single" w:color="E0E0E0" w:sz="1" w:space="4"/>
+        </w:pBdr>
+        <w:spacing w:after="100" w:before="280"/>
+      </w:pPr>
+      <w:r>
+        <w:rPr>
+          <w:rFonts w:ascii="Microsoft JhengHei" w:cs="Microsoft JhengHei" w:eastAsia="Microsoft JhengHei" w:hAnsi="Microsoft JhengHei"/>
+          <w:b/>
+          <w:bCs/>
+          <w:color w:val="185CA0"/>
+          <w:sz w:val="24"/>
+          <w:szCs w:val="24"/>
+        </w:rPr>
+        <w:t xml:space="preserve">習題 2</w:t>
+      </w:r>
+    </w:p>
+    <w:p>
+      <w:pPr>
+        <w:spacing w:after="200"/>
+        <w:ind w:left="480"/>
+      </w:pPr>
+      <w:r>
+        <w:rPr>
+          <w:rFonts w:ascii="Microsoft JhengHei" w:cs="Microsoft JhengHei" w:eastAsia="Microsoft JhengHei" w:hAnsi="Microsoft JhengHei"/>
+          <w:sz w:val="22"/>
+          <w:szCs w:val="22"/>
+        </w:rPr>
         <w:t xml:space="preserve">NML = 1.8 V，NMH = 2 V；tpHL = 8 ns，tpLH = 9 ns，tp = 8.5 ns。</w:t>
       </w:r>
     </w:p>
     <w:p>
       <w:pPr>
-        <w:spacing w:after="200"/>
-      </w:pPr>
-      <w:r>
-        <w:rPr>
-          <w:b/>
-          <w:bCs/>
-        </w:rPr>
-        <w:t xml:space="preserve">3. </w:t>
-      </w:r>
-      <w:r>
-        <w:t xml:space="preserve">(1) Vo ≈ 0.17 V，P ≈ 2.42 mW。(2) Vo ≈ 1.55 V，P ≈ 17.25 mW。（R 小則 VOL 變高且更耗電。）</w:t>
-      </w:r>
-    </w:p>
-    <w:p>
-      <w:pPr>
-        <w:spacing w:after="200"/>
-      </w:pPr>
-      <w:r>
-        <w:rPr>
-          <w:b/>
-          <w:bCs/>
-        </w:rPr>
-        <w:t xml:space="preserve">4. </w:t>
-      </w:r>
-      <w:r>
-        <w:t xml:space="preserve">(1) t ≈ 69.3 ns；(2) t ≈ 6.93 ns。R 小充電快，但 VOL 較高——速度與電位品質的取捨。</w:t>
-      </w:r>
-    </w:p>
-    <w:p>
-      <w:pPr>
-        <w:spacing w:after="200"/>
-      </w:pPr>
-      <w:r>
-        <w:rPr>
-          <w:b/>
-          <w:bCs/>
-        </w:rPr>
-        <w:t xml:space="preserve">5. </w:t>
-      </w:r>
-      <w:r>
+        <w:pBdr>
+          <w:bottom w:val="single" w:color="E0E0E0" w:sz="1" w:space="4"/>
+        </w:pBdr>
+        <w:spacing w:after="100" w:before="280"/>
+      </w:pPr>
+      <w:r>
+        <w:rPr>
+          <w:rFonts w:ascii="Microsoft JhengHei" w:cs="Microsoft JhengHei" w:eastAsia="Microsoft JhengHei" w:hAnsi="Microsoft JhengHei"/>
+          <w:b/>
+          <w:bCs/>
+          <w:color w:val="185CA0"/>
+          <w:sz w:val="24"/>
+          <w:szCs w:val="24"/>
+        </w:rPr>
+        <w:t xml:space="preserve">習題 3</w:t>
+      </w:r>
+    </w:p>
+    <w:p>
+      <w:pPr>
+        <w:spacing w:after="40"/>
+        <w:ind w:left="480"/>
+      </w:pPr>
+      <w:r>
+        <w:rPr>
+          <w:rFonts w:ascii="Microsoft JhengHei" w:cs="Microsoft JhengHei" w:eastAsia="Microsoft JhengHei" w:hAnsi="Microsoft JhengHei"/>
+          <w:sz w:val="22"/>
+          <w:szCs w:val="22"/>
+        </w:rPr>
+        <w:t xml:space="preserve">(1) Vo ≈ 0.17 V，P ≈ 2.42 mW。</w:t>
+      </w:r>
+    </w:p>
+    <w:p>
+      <w:pPr>
+        <w:spacing w:after="200"/>
+        <w:ind w:left="480"/>
+      </w:pPr>
+      <w:r>
+        <w:rPr>
+          <w:rFonts w:ascii="Microsoft JhengHei" w:cs="Microsoft JhengHei" w:eastAsia="Microsoft JhengHei" w:hAnsi="Microsoft JhengHei"/>
+          <w:sz w:val="22"/>
+          <w:szCs w:val="22"/>
+        </w:rPr>
+        <w:t xml:space="preserve">(2) Vo ≈ 1.55 V，P ≈ 17.25 mW。（R 小則 VOL 變高且更耗電。）</w:t>
+      </w:r>
+    </w:p>
+    <w:p>
+      <w:pPr>
+        <w:pBdr>
+          <w:bottom w:val="single" w:color="E0E0E0" w:sz="1" w:space="4"/>
+        </w:pBdr>
+        <w:spacing w:after="100" w:before="280"/>
+      </w:pPr>
+      <w:r>
+        <w:rPr>
+          <w:rFonts w:ascii="Microsoft JhengHei" w:cs="Microsoft JhengHei" w:eastAsia="Microsoft JhengHei" w:hAnsi="Microsoft JhengHei"/>
+          <w:b/>
+          <w:bCs/>
+          <w:color w:val="185CA0"/>
+          <w:sz w:val="24"/>
+          <w:szCs w:val="24"/>
+        </w:rPr>
+        <w:t xml:space="preserve">習題 4</w:t>
+      </w:r>
+    </w:p>
+    <w:p>
+      <w:pPr>
+        <w:spacing w:after="40"/>
+        <w:ind w:left="480"/>
+      </w:pPr>
+      <w:r>
+        <w:rPr>
+          <w:rFonts w:ascii="Microsoft JhengHei" w:cs="Microsoft JhengHei" w:eastAsia="Microsoft JhengHei" w:hAnsi="Microsoft JhengHei"/>
+          <w:sz w:val="22"/>
+          <w:szCs w:val="22"/>
+        </w:rPr>
+        <w:t xml:space="preserve">(1) t ≈ 69.3 ns</w:t>
+      </w:r>
+    </w:p>
+    <w:p>
+      <w:pPr>
+        <w:spacing w:after="40"/>
+        <w:ind w:left="480"/>
+      </w:pPr>
+      <w:r>
+        <w:rPr>
+          <w:rFonts w:ascii="Microsoft JhengHei" w:cs="Microsoft JhengHei" w:eastAsia="Microsoft JhengHei" w:hAnsi="Microsoft JhengHei"/>
+          <w:sz w:val="22"/>
+          <w:szCs w:val="22"/>
+        </w:rPr>
+        <w:t xml:space="preserve">(2) t ≈ 6.93 ns</w:t>
+      </w:r>
+    </w:p>
+    <w:p>
+      <w:pPr>
+        <w:spacing w:after="200"/>
+        <w:ind w:left="480"/>
+      </w:pPr>
+      <w:r>
+        <w:rPr>
+          <w:rFonts w:ascii="Microsoft JhengHei" w:cs="Microsoft JhengHei" w:eastAsia="Microsoft JhengHei" w:hAnsi="Microsoft JhengHei"/>
+          <w:sz w:val="22"/>
+          <w:szCs w:val="22"/>
+        </w:rPr>
+        <w:t xml:space="preserve">R 小充電快，但 VOL 較高——速度與電位品質的取捨。</w:t>
+      </w:r>
+    </w:p>
+    <w:p>
+      <w:pPr>
+        <w:pBdr>
+          <w:bottom w:val="single" w:color="E0E0E0" w:sz="1" w:space="4"/>
+        </w:pBdr>
+        <w:spacing w:after="100" w:before="280"/>
+      </w:pPr>
+      <w:r>
+        <w:rPr>
+          <w:rFonts w:ascii="Microsoft JhengHei" w:cs="Microsoft JhengHei" w:eastAsia="Microsoft JhengHei" w:hAnsi="Microsoft JhengHei"/>
+          <w:b/>
+          <w:bCs/>
+          <w:color w:val="185CA0"/>
+          <w:sz w:val="24"/>
+          <w:szCs w:val="24"/>
+        </w:rPr>
+        <w:t xml:space="preserve">習題 5</w:t>
+      </w:r>
+    </w:p>
+    <w:p>
+      <w:pPr>
+        <w:spacing w:after="200"/>
+        <w:ind w:left="480"/>
+      </w:pPr>
+      <w:r>
+        <w:rPr>
+          <w:rFonts w:ascii="Microsoft JhengHei" w:cs="Microsoft JhengHei" w:eastAsia="Microsoft JhengHei" w:hAnsi="Microsoft JhengHei"/>
+          <w:sz w:val="22"/>
+          <w:szCs w:val="22"/>
+        </w:rPr>
         <w:t xml:space="preserve">CMOS 以主動負載換得全擺幅輸出、近乎零靜態功率與對稱雜訊邊界，代價是多一顆電晶體與面積，整體優於簡單 FET 反相器。</w:t>
       </w:r>
     </w:p>
     <w:p>
       <w:pPr>
-        <w:spacing w:after="200"/>
-      </w:pPr>
-      <w:r>
-        <w:rPr>
-          <w:b/>
-          <w:bCs/>
-        </w:rPr>
-        <w:t xml:space="preserve">6. </w:t>
-      </w:r>
-      <w:r>
-        <w:t xml:space="preserve">VOL = 0、VOH = 5 V、VIL = 2.375 V、VIH = 2.625 V；NML = NMH = 2.375 V（對稱）。</w:t>
-      </w:r>
-    </w:p>
-    <w:p>
-      <w:pPr>
-        <w:spacing w:after="200"/>
-      </w:pPr>
-      <w:r>
-        <w:rPr>
-          <w:b/>
-          <w:bCs/>
-        </w:rPr>
-        <w:t xml:space="preserve">7. </w:t>
-      </w:r>
-      <w:r>
-        <w:t xml:space="preserve">(1)(2) tpLH = tpHL ≈ 2.82 ns。(3) tp ≈ 2.82 ns。(4) P = 0.25 µW。</w:t>
-      </w:r>
-    </w:p>
-    <w:p>
-      <w:pPr>
-        <w:spacing w:after="200"/>
-      </w:pPr>
-      <w:r>
-        <w:rPr>
-          <w:b/>
-          <w:bCs/>
-        </w:rPr>
-        <w:t xml:space="preserve">8. </w:t>
-      </w:r>
-      <w:r>
+        <w:pBdr>
+          <w:bottom w:val="single" w:color="E0E0E0" w:sz="1" w:space="4"/>
+        </w:pBdr>
+        <w:spacing w:after="100" w:before="280"/>
+      </w:pPr>
+      <w:r>
+        <w:rPr>
+          <w:rFonts w:ascii="Microsoft JhengHei" w:cs="Microsoft JhengHei" w:eastAsia="Microsoft JhengHei" w:hAnsi="Microsoft JhengHei"/>
+          <w:b/>
+          <w:bCs/>
+          <w:color w:val="185CA0"/>
+          <w:sz w:val="24"/>
+          <w:szCs w:val="24"/>
+        </w:rPr>
+        <w:t xml:space="preserve">習題 6</w:t>
+      </w:r>
+    </w:p>
+    <w:p>
+      <w:pPr>
+        <w:spacing w:after="40"/>
+        <w:ind w:left="480"/>
+      </w:pPr>
+      <w:r>
+        <w:rPr>
+          <w:rFonts w:ascii="Microsoft JhengHei" w:cs="Microsoft JhengHei" w:eastAsia="Microsoft JhengHei" w:hAnsi="Microsoft JhengHei"/>
+          <w:sz w:val="22"/>
+          <w:szCs w:val="22"/>
+        </w:rPr>
+        <w:t xml:space="preserve">VOL = 0，VOH = 5 V，VIL = 2.375 V，VIH = 2.625 V</w:t>
+      </w:r>
+    </w:p>
+    <w:p>
+      <w:pPr>
+        <w:spacing w:after="200"/>
+        <w:ind w:left="480"/>
+      </w:pPr>
+      <w:r>
+        <w:rPr>
+          <w:rFonts w:ascii="Microsoft JhengHei" w:cs="Microsoft JhengHei" w:eastAsia="Microsoft JhengHei" w:hAnsi="Microsoft JhengHei"/>
+          <w:sz w:val="22"/>
+          <w:szCs w:val="22"/>
+        </w:rPr>
+        <w:t xml:space="preserve">NML = NMH = 2.375 V（對稱）</w:t>
+      </w:r>
+    </w:p>
+    <w:p>
+      <w:pPr>
+        <w:pBdr>
+          <w:bottom w:val="single" w:color="E0E0E0" w:sz="1" w:space="4"/>
+        </w:pBdr>
+        <w:spacing w:after="100" w:before="280"/>
+      </w:pPr>
+      <w:r>
+        <w:rPr>
+          <w:rFonts w:ascii="Microsoft JhengHei" w:cs="Microsoft JhengHei" w:eastAsia="Microsoft JhengHei" w:hAnsi="Microsoft JhengHei"/>
+          <w:b/>
+          <w:bCs/>
+          <w:color w:val="185CA0"/>
+          <w:sz w:val="24"/>
+          <w:szCs w:val="24"/>
+        </w:rPr>
+        <w:t xml:space="preserve">習題 7</w:t>
+      </w:r>
+    </w:p>
+    <w:p>
+      <w:pPr>
+        <w:spacing w:after="40"/>
+        <w:ind w:left="480"/>
+      </w:pPr>
+      <w:r>
+        <w:rPr>
+          <w:rFonts w:ascii="Microsoft JhengHei" w:cs="Microsoft JhengHei" w:eastAsia="Microsoft JhengHei" w:hAnsi="Microsoft JhengHei"/>
+          <w:sz w:val="22"/>
+          <w:szCs w:val="22"/>
+        </w:rPr>
+        <w:t xml:space="preserve">(1)(2) tpLH = tpHL ≈ 2.82 ns</w:t>
+      </w:r>
+    </w:p>
+    <w:p>
+      <w:pPr>
+        <w:spacing w:after="40"/>
+        <w:ind w:left="480"/>
+      </w:pPr>
+      <w:r>
+        <w:rPr>
+          <w:rFonts w:ascii="Microsoft JhengHei" w:cs="Microsoft JhengHei" w:eastAsia="Microsoft JhengHei" w:hAnsi="Microsoft JhengHei"/>
+          <w:sz w:val="22"/>
+          <w:szCs w:val="22"/>
+        </w:rPr>
+        <w:t xml:space="preserve">(3) tp ≈ 2.82 ns</w:t>
+      </w:r>
+    </w:p>
+    <w:p>
+      <w:pPr>
+        <w:spacing w:after="200"/>
+        <w:ind w:left="480"/>
+      </w:pPr>
+      <w:r>
+        <w:rPr>
+          <w:rFonts w:ascii="Microsoft JhengHei" w:cs="Microsoft JhengHei" w:eastAsia="Microsoft JhengHei" w:hAnsi="Microsoft JhengHei"/>
+          <w:sz w:val="22"/>
+          <w:szCs w:val="22"/>
+        </w:rPr>
+        <w:t xml:space="preserve">(4) P = 0.25 µW</w:t>
+      </w:r>
+    </w:p>
+    <w:p>
+      <w:pPr>
+        <w:pBdr>
+          <w:bottom w:val="single" w:color="E0E0E0" w:sz="1" w:space="4"/>
+        </w:pBdr>
+        <w:spacing w:after="100" w:before="280"/>
+      </w:pPr>
+      <w:r>
+        <w:rPr>
+          <w:rFonts w:ascii="Microsoft JhengHei" w:cs="Microsoft JhengHei" w:eastAsia="Microsoft JhengHei" w:hAnsi="Microsoft JhengHei"/>
+          <w:b/>
+          <w:bCs/>
+          <w:color w:val="185CA0"/>
+          <w:sz w:val="24"/>
+          <w:szCs w:val="24"/>
+        </w:rPr>
+        <w:t xml:space="preserve">習題 8</w:t>
+      </w:r>
+    </w:p>
+    <w:p>
+      <w:pPr>
+        <w:spacing w:after="200"/>
+        <w:ind w:left="480"/>
+      </w:pPr>
+      <w:r>
+        <w:rPr>
+          <w:rFonts w:ascii="Microsoft JhengHei" w:cs="Microsoft JhengHei" w:eastAsia="Microsoft JhengHei" w:hAnsi="Microsoft JhengHei"/>
+          <w:sz w:val="22"/>
+          <w:szCs w:val="22"/>
+        </w:rPr>
         <w:t xml:space="preserve">最多可外接 n = 33 個邏輯閘。</w:t>
       </w:r>
     </w:p>
     <w:p>
       <w:pPr>
-        <w:spacing w:after="200"/>
-      </w:pPr>
-      <w:r>
-        <w:rPr>
-          <w:b/>
-          <w:bCs/>
-        </w:rPr>
-        <w:t xml:space="preserve">9. </w:t>
-      </w:r>
-      <w:r>
-        <w:t xml:space="preserve">(1) A = B = 0 時 T2 ≈ T1/2，僅一輸入為 0 時 T2 ≈ T1（即 T2 ≤ T1）。(2) T4 ≈ 2T3。</w:t>
-      </w:r>
-    </w:p>
-    <w:p>
-      <w:pPr>
-        <w:spacing w:after="200"/>
-      </w:pPr>
-      <w:r>
-        <w:rPr>
-          <w:b/>
-          <w:bCs/>
-        </w:rPr>
-        <w:t xml:space="preserve">10. </w:t>
-      </w:r>
-      <w:r>
-        <w:t xml:space="preserve">(1) 受 B 控制的傳輸閘：B = 1 時 Y = A，B = 0 時 Y 浮接。(2) t ≈ 2.82 ns（含 NMOS 之助則略短）。</w:t>
-      </w:r>
-    </w:p>
-    <w:p>
-      <w:pPr>
-        <w:spacing w:after="200"/>
-      </w:pPr>
-      <w:r>
-        <w:rPr>
-          <w:b/>
-          <w:bCs/>
-        </w:rPr>
-        <w:t xml:space="preserve">11. </w:t>
-      </w:r>
-      <w:r>
-        <w:t xml:space="preserve">(1) T = 11.6 ns，f ≈ 86.2 MHz。(2) 相同——高、低準位各佔 5.8 ns（環路兩方向總延遲皆為 5.8 ns）。</w:t>
+        <w:pBdr>
+          <w:bottom w:val="single" w:color="E0E0E0" w:sz="1" w:space="4"/>
+        </w:pBdr>
+        <w:spacing w:after="100" w:before="280"/>
+      </w:pPr>
+      <w:r>
+        <w:rPr>
+          <w:rFonts w:ascii="Microsoft JhengHei" w:cs="Microsoft JhengHei" w:eastAsia="Microsoft JhengHei" w:hAnsi="Microsoft JhengHei"/>
+          <w:b/>
+          <w:bCs/>
+          <w:color w:val="185CA0"/>
+          <w:sz w:val="24"/>
+          <w:szCs w:val="24"/>
+        </w:rPr>
+        <w:t xml:space="preserve">習題 9</w:t>
+      </w:r>
+    </w:p>
+    <w:p>
+      <w:pPr>
+        <w:spacing w:after="40"/>
+        <w:ind w:left="480"/>
+      </w:pPr>
+      <w:r>
+        <w:rPr>
+          <w:rFonts w:ascii="Microsoft JhengHei" w:cs="Microsoft JhengHei" w:eastAsia="Microsoft JhengHei" w:hAnsi="Microsoft JhengHei"/>
+          <w:sz w:val="22"/>
+          <w:szCs w:val="22"/>
+        </w:rPr>
+        <w:t xml:space="preserve">(1) A=B=0 時 T2 ≈ T1/2，僅一輸入為 0 時 T2 ≈ T1（即 T2 ≤ T1）</w:t>
+      </w:r>
+    </w:p>
+    <w:p>
+      <w:pPr>
+        <w:spacing w:after="200"/>
+        <w:ind w:left="480"/>
+      </w:pPr>
+      <w:r>
+        <w:rPr>
+          <w:rFonts w:ascii="Microsoft JhengHei" w:cs="Microsoft JhengHei" w:eastAsia="Microsoft JhengHei" w:hAnsi="Microsoft JhengHei"/>
+          <w:sz w:val="22"/>
+          <w:szCs w:val="22"/>
+        </w:rPr>
+        <w:t xml:space="preserve">(2) T4 ≈ 2T3</w:t>
+      </w:r>
+    </w:p>
+    <w:p>
+      <w:pPr>
+        <w:pBdr>
+          <w:bottom w:val="single" w:color="E0E0E0" w:sz="1" w:space="4"/>
+        </w:pBdr>
+        <w:spacing w:after="100" w:before="280"/>
+      </w:pPr>
+      <w:r>
+        <w:rPr>
+          <w:rFonts w:ascii="Microsoft JhengHei" w:cs="Microsoft JhengHei" w:eastAsia="Microsoft JhengHei" w:hAnsi="Microsoft JhengHei"/>
+          <w:b/>
+          <w:bCs/>
+          <w:color w:val="185CA0"/>
+          <w:sz w:val="24"/>
+          <w:szCs w:val="24"/>
+        </w:rPr>
+        <w:t xml:space="preserve">習題 10</w:t>
+      </w:r>
+    </w:p>
+    <w:p>
+      <w:pPr>
+        <w:spacing w:after="40"/>
+        <w:ind w:left="480"/>
+      </w:pPr>
+      <w:r>
+        <w:rPr>
+          <w:rFonts w:ascii="Microsoft JhengHei" w:cs="Microsoft JhengHei" w:eastAsia="Microsoft JhengHei" w:hAnsi="Microsoft JhengHei"/>
+          <w:sz w:val="22"/>
+          <w:szCs w:val="22"/>
+        </w:rPr>
+        <w:t xml:space="preserve">(1) 受 B 控制的傳輸閘：B=1 時 Y=A，B=0 時 Y 浮接</w:t>
+      </w:r>
+    </w:p>
+    <w:p>
+      <w:pPr>
+        <w:spacing w:after="200"/>
+        <w:ind w:left="480"/>
+      </w:pPr>
+      <w:r>
+        <w:rPr>
+          <w:rFonts w:ascii="Microsoft JhengHei" w:cs="Microsoft JhengHei" w:eastAsia="Microsoft JhengHei" w:hAnsi="Microsoft JhengHei"/>
+          <w:sz w:val="22"/>
+          <w:szCs w:val="22"/>
+        </w:rPr>
+        <w:t xml:space="preserve">(2) t ≈ 2.82 ns（含 NMOS 之助則略短）</w:t>
+      </w:r>
+    </w:p>
+    <w:p>
+      <w:pPr>
+        <w:pBdr>
+          <w:bottom w:val="single" w:color="E0E0E0" w:sz="1" w:space="4"/>
+        </w:pBdr>
+        <w:spacing w:after="100" w:before="280"/>
+      </w:pPr>
+      <w:r>
+        <w:rPr>
+          <w:rFonts w:ascii="Microsoft JhengHei" w:cs="Microsoft JhengHei" w:eastAsia="Microsoft JhengHei" w:hAnsi="Microsoft JhengHei"/>
+          <w:b/>
+          <w:bCs/>
+          <w:color w:val="185CA0"/>
+          <w:sz w:val="24"/>
+          <w:szCs w:val="24"/>
+        </w:rPr>
+        <w:t xml:space="preserve">習題 11</w:t>
+      </w:r>
+    </w:p>
+    <w:p>
+      <w:pPr>
+        <w:spacing w:after="40"/>
+        <w:ind w:left="480"/>
+      </w:pPr>
+      <w:r>
+        <w:rPr>
+          <w:rFonts w:ascii="Microsoft JhengHei" w:cs="Microsoft JhengHei" w:eastAsia="Microsoft JhengHei" w:hAnsi="Microsoft JhengHei"/>
+          <w:sz w:val="22"/>
+          <w:szCs w:val="22"/>
+        </w:rPr>
+        <w:t xml:space="preserve">(1) T = 11.6 ns，f ≈ 86.2 MHz</w:t>
+      </w:r>
+    </w:p>
+    <w:p>
+      <w:pPr>
+        <w:spacing w:after="200"/>
+        <w:ind w:left="480"/>
+      </w:pPr>
+      <w:r>
+        <w:rPr>
+          <w:rFonts w:ascii="Microsoft JhengHei" w:cs="Microsoft JhengHei" w:eastAsia="Microsoft JhengHei" w:hAnsi="Microsoft JhengHei"/>
+          <w:sz w:val="22"/>
+          <w:szCs w:val="22"/>
+        </w:rPr>
+        <w:t xml:space="preserve">(2) 相同——高、低準位各佔 5.8 ns</w:t>
       </w:r>
     </w:p>
     <w:sectPr>
       <w:pgSz w:w="11906" w:h="16838" w:orient="portrait"/>
-      <w:pgMar w:top="1440" w:right="1440" w:bottom="1440" w:left="1440" w:header="708" w:footer="708" w:gutter="0"/>
+      <w:pgMar w:top="1440" w:right="1260" w:bottom="1440" w:left="1260" w:header="708" w:footer="708" w:gutter="0"/>
       <w:pgNumType/>
       <w:docGrid w:linePitch="360"/>
     </w:sectPr>
@@ -368,13 +716,7 @@
 <file path=word/styles.xml><?xml version="1.0" encoding="utf-8"?>
 <w:styles xmlns:mc="http://schemas.openxmlformats.org/markup-compatibility/2006" xmlns:r="http://schemas.openxmlformats.org/officeDocument/2006/relationships" xmlns:w="http://schemas.openxmlformats.org/wordprocessingml/2006/main" xmlns:w14="http://schemas.microsoft.com/office/word/2010/wordml" xmlns:w15="http://schemas.microsoft.com/office/word/2012/wordml" mc:Ignorable="w14 w15">
   <w:docDefaults>
-    <w:rPrDefault>
-      <w:rPr>
-        <w:rFonts w:ascii="Microsoft JhengHei" w:cs="Microsoft JhengHei" w:eastAsia="Microsoft JhengHei" w:hAnsi="Microsoft JhengHei"/>
-        <w:sz w:val="24"/>
-        <w:szCs w:val="24"/>
-      </w:rPr>
-    </w:rPrDefault>
+    <w:rPrDefault/>
     <w:pPrDefault/>
   </w:docDefaults>
   <w:style w:type="paragraph" w:styleId="Title">
